--- a/app/api/hubspot/custom-docuseal-agreement/template.docx
+++ b/app/api/hubspot/custom-docuseal-agreement/template.docx
@@ -15,7 +15,7 @@
           <w:szCs w:val="46"/>
         </w:rPr>
       </w:pPr>
-      <w:bookmarkStart w:colFirst="0" w:colLast="0" w:name="_heading=h.6ahs3jjtfqa8" w:id="0"/>
+      <w:bookmarkStart w:colFirst="0" w:colLast="0" w:name="_i8scjzp36q5b" w:id="0"/>
       <w:bookmarkEnd w:id="0"/>
       <w:r>
         <w:rPr>
@@ -25,7 +25,7 @@
           <w:szCs w:val="46"/>
           <w:rtl w:val="0"/>
         </w:rPr>
-        <w:t xml:space="preserve">BULLMANIA PLATINUM AGREEMENT</w:t>
+        <w:t xml:space="preserve">BULLMANIA AGREEMENT</w:t>
       </w:r>
     </w:p>
     <w:p>
@@ -228,7 +228,7 @@
           <w:szCs w:val="34"/>
         </w:rPr>
       </w:pPr>
-      <w:bookmarkStart w:colFirst="0" w:colLast="0" w:name="_heading=h.gnpiuq3heygv" w:id="1"/>
+      <w:bookmarkStart w:colFirst="0" w:colLast="0" w:name="_2augjahl8yaa" w:id="1"/>
       <w:bookmarkEnd w:id="1"/>
       <w:r>
         <w:rPr>
@@ -321,7 +321,7 @@
           <w:szCs w:val="34"/>
         </w:rPr>
       </w:pPr>
-      <w:bookmarkStart w:colFirst="0" w:colLast="0" w:name="_heading=h.arp9p5dgsshv" w:id="2"/>
+      <w:bookmarkStart w:colFirst="0" w:colLast="0" w:name="_w3mhgdnz054x" w:id="2"/>
       <w:bookmarkEnd w:id="2"/>
       <w:r>
         <w:rPr>
@@ -512,7 +512,7 @@
           <w:szCs w:val="34"/>
         </w:rPr>
       </w:pPr>
-      <w:bookmarkStart w:colFirst="0" w:colLast="0" w:name="_heading=h.40px2elwrrgz" w:id="3"/>
+      <w:bookmarkStart w:colFirst="0" w:colLast="0" w:name="_7qwg2xy1do07" w:id="3"/>
       <w:bookmarkEnd w:id="3"/>
       <w:r>
         <w:rPr>
@@ -714,7 +714,7 @@
           <w:szCs w:val="34"/>
         </w:rPr>
       </w:pPr>
-      <w:bookmarkStart w:colFirst="0" w:colLast="0" w:name="_heading=h.eha4kjixoutt" w:id="4"/>
+      <w:bookmarkStart w:colFirst="0" w:colLast="0" w:name="_pa03no0vlis" w:id="4"/>
       <w:bookmarkEnd w:id="4"/>
       <w:r>
         <w:rPr>
@@ -737,6 +737,99 @@
           <w:rtl w:val="0"/>
         </w:rPr>
         <w:t xml:space="preserve">4.1 The standard way to reach the company is by emailing </w:t>
+      </w:r>
+      <w:hyperlink r:id="rId6">
+        <w:r>
+          <w:rPr>
+            <w:color w:val="1155cc"/>
+            <w:u w:val="single"/>
+            <w:rtl w:val="0"/>
+          </w:rPr>
+          <w:t xml:space="preserve">hello@bullmania.com</w:t>
+        </w:r>
+      </w:hyperlink>
+      <w:r>
+        <w:rPr>
+          <w:rtl w:val="0"/>
+        </w:rPr>
+        <w:t xml:space="preserve">. Company response time is generally within </w:t>
+      </w:r>
+      <w:r>
+        <w:rPr>
+          <w:b w:val="1"/>
+          <w:bCs w:val="1"/>
+          <w:rtl w:val="0"/>
+        </w:rPr>
+        <w:t xml:space="preserve">1–2 business days</w:t>
+      </w:r>
+      <w:r>
+        <w:rPr>
+          <w:rtl w:val="0"/>
+        </w:rPr>
+        <w:t xml:space="preserve"> on weekdays.</w:t>
+      </w:r>
+    </w:p>
+    <w:p>
+      <w:pPr>
+        <w:spacing w:after="240" w:before="240" w:lineRule="auto"/>
+        <w:rPr/>
+      </w:pPr>
+      <w:r>
+        <w:rPr>
+          <w:rtl w:val="0"/>
+        </w:rPr>
+        <w:t xml:space="preserve">4.2 Discord messages, DMs, or chat posts may not always receive personal responses.</w:t>
+      </w:r>
+    </w:p>
+    <w:p>
+      <w:pPr>
+        <w:spacing w:after="240" w:before="240" w:lineRule="auto"/>
+        <w:rPr/>
+      </w:pPr>
+      <w:r>
+        <w:rPr>
+          <w:rtl w:val="0"/>
+        </w:rPr>
+        <w:t xml:space="preserve">4.3 The Client must act respectfully and professionally in all community channels. Harassment, hate speech, or spamming leads to immediate removal without refund.</w:t>
+      </w:r>
+    </w:p>
+    <w:p>
+      <w:pPr>
+        <w:spacing w:after="240" w:before="240" w:lineRule="auto"/>
+        <w:rPr/>
+      </w:pPr>
+      <w:r>
+        <w:rPr>
+          <w:rtl w:val="0"/>
+        </w:rPr>
+        <w:t xml:space="preserve">4.4 The Client must not promote or sell external services or communities inside the Company spaces.</w:t>
+      </w:r>
+    </w:p>
+    <w:p>
+      <w:pPr>
+        <w:spacing w:after="240" w:before="240" w:lineRule="auto"/>
+        <w:rPr/>
+      </w:pPr>
+      <w:r>
+        <w:rPr>
+          <w:rtl w:val="0"/>
+        </w:rPr>
+        <w:t xml:space="preserve">4.5 The Client shall not make or publish any false, misleading, exaggerated, or disparaging statements about the Company, its staff, its services, or its community. This restriction applies to all public and semi-public forums, including social media, messaging groups, and any other types of digital communities.</w:t>
+        <w:br w:type="textWrapping"/>
+        <w:br w:type="textWrapping"/>
+        <w:t xml:space="preserve">4.6 The Client understands that the Company’s Discord community is a structured educational environment and not a public forum. The Client shall not engage in emotional venting, public complaints, negative commentary, or any form of communication that disrupts the learning atmosphere. Examples include but are not limited to blaming others for trading outcomes, posting fear based messages, expressing repeated frustration, discouraging other members from following the program, attempting to create debate or controversy that distracts from productive learning, or making statements that could reasonably be interpreted as undermining the credibility, suitability, or proper functioning of the program. Community channels are reserved for focused trading discussions, constructive questions, solution oriented communication, and positive contribution. The Company may remove any disruptive messages and may suspend or remove community access without refund if the Client violates this clause.</w:t>
+      </w:r>
+    </w:p>
+    <w:p>
+      <w:pPr>
+        <w:spacing w:after="240" w:before="240" w:lineRule="auto"/>
+        <w:rPr/>
+      </w:pPr>
+      <w:r>
+        <w:rPr>
+          <w:rtl w:val="0"/>
+        </w:rPr>
+        <w:t xml:space="preserve">4.7 All feedback, concerns, complaints or issues are fully welcome through the designated private support channels (for example by emailing </w:t>
       </w:r>
       <w:hyperlink r:id="rId7">
         <w:r>
@@ -752,99 +845,6 @@
         <w:rPr>
           <w:rtl w:val="0"/>
         </w:rPr>
-        <w:t xml:space="preserve">. Company response time is generally within </w:t>
-      </w:r>
-      <w:r>
-        <w:rPr>
-          <w:b w:val="1"/>
-          <w:bCs w:val="1"/>
-          <w:rtl w:val="0"/>
-        </w:rPr>
-        <w:t xml:space="preserve">1–2 business days</w:t>
-      </w:r>
-      <w:r>
-        <w:rPr>
-          <w:rtl w:val="0"/>
-        </w:rPr>
-        <w:t xml:space="preserve"> on weekdays.</w:t>
-      </w:r>
-    </w:p>
-    <w:p>
-      <w:pPr>
-        <w:spacing w:after="240" w:before="240" w:lineRule="auto"/>
-        <w:rPr/>
-      </w:pPr>
-      <w:r>
-        <w:rPr>
-          <w:rtl w:val="0"/>
-        </w:rPr>
-        <w:t xml:space="preserve">4.2 Discord messages, DMs, or chat posts may not always receive personal responses.</w:t>
-      </w:r>
-    </w:p>
-    <w:p>
-      <w:pPr>
-        <w:spacing w:after="240" w:before="240" w:lineRule="auto"/>
-        <w:rPr/>
-      </w:pPr>
-      <w:r>
-        <w:rPr>
-          <w:rtl w:val="0"/>
-        </w:rPr>
-        <w:t xml:space="preserve">4.3 The Client must act respectfully and professionally in all community channels. Harassment, hate speech, or spamming leads to immediate removal without refund.</w:t>
-      </w:r>
-    </w:p>
-    <w:p>
-      <w:pPr>
-        <w:spacing w:after="240" w:before="240" w:lineRule="auto"/>
-        <w:rPr/>
-      </w:pPr>
-      <w:r>
-        <w:rPr>
-          <w:rtl w:val="0"/>
-        </w:rPr>
-        <w:t xml:space="preserve">4.4 The Client must not promote or sell external services or communities inside the Company spaces.</w:t>
-      </w:r>
-    </w:p>
-    <w:p>
-      <w:pPr>
-        <w:spacing w:after="240" w:before="240" w:lineRule="auto"/>
-        <w:rPr/>
-      </w:pPr>
-      <w:r>
-        <w:rPr>
-          <w:rtl w:val="0"/>
-        </w:rPr>
-        <w:t xml:space="preserve">4.5 The Client shall not make or publish any false, misleading, exaggerated, or disparaging statements about the Company, its staff, its services, or its community. This restriction applies to all public and semi-public forums, including social media, messaging groups, and any other types of digital communities.</w:t>
-        <w:br w:type="textWrapping"/>
-        <w:br w:type="textWrapping"/>
-        <w:t xml:space="preserve">4.6 The Client understands that the Company’s Discord community is a structured educational environment and not a public forum. The Client shall not engage in emotional venting, public complaints, negative commentary, or any form of communication that disrupts the learning atmosphere. Examples include but are not limited to blaming others for trading outcomes, posting fear based messages, expressing repeated frustration, discouraging other members from following the program, attempting to create debate or controversy that distracts from productive learning, or making statements that could reasonably be interpreted as undermining the credibility, suitability, or proper functioning of the program. Community channels are reserved for focused trading discussions, constructive questions, solution oriented communication, and positive contribution. The Company may remove any disruptive messages and may suspend or remove community access without refund if the Client violates this clause.</w:t>
-      </w:r>
-    </w:p>
-    <w:p>
-      <w:pPr>
-        <w:spacing w:after="240" w:before="240" w:lineRule="auto"/>
-        <w:rPr/>
-      </w:pPr>
-      <w:r>
-        <w:rPr>
-          <w:rtl w:val="0"/>
-        </w:rPr>
-        <w:t xml:space="preserve">4.7 All feedback, concerns, complaints or issues are fully welcome through the designated private support channels (for example by emailing </w:t>
-      </w:r>
-      <w:hyperlink r:id="rId8">
-        <w:r>
-          <w:rPr>
-            <w:color w:val="1155cc"/>
-            <w:u w:val="single"/>
-            <w:rtl w:val="0"/>
-          </w:rPr>
-          <w:t xml:space="preserve">hello@bullmania.com</w:t>
-        </w:r>
-      </w:hyperlink>
-      <w:r>
-        <w:rPr>
-          <w:rtl w:val="0"/>
-        </w:rPr>
         <w:t xml:space="preserve">). The Company values constructive feedback and treats all submissions as an important part of improving the Program. The Company will review and address such feedback with care, professionalism, and in a timely manner. The Client acknowledges that private channels are the appropriate and exclusive venue for raising such matters so that they can be evaluated and resolved effectively without disrupting the learning environment.</w:t>
       </w:r>
     </w:p>
@@ -889,7 +889,7 @@
           <w:szCs w:val="34"/>
         </w:rPr>
       </w:pPr>
-      <w:bookmarkStart w:colFirst="0" w:colLast="0" w:name="_heading=h.kkte9mzcg6yc" w:id="5"/>
+      <w:bookmarkStart w:colFirst="0" w:colLast="0" w:name="_yn9mpoxze1c4" w:id="5"/>
       <w:bookmarkEnd w:id="5"/>
       <w:r>
         <w:rPr>
@@ -1039,7 +1039,7 @@
           <w:szCs w:val="34"/>
         </w:rPr>
       </w:pPr>
-      <w:bookmarkStart w:colFirst="0" w:colLast="0" w:name="_heading=h.5e5nk63kh3fl" w:id="6"/>
+      <w:bookmarkStart w:colFirst="0" w:colLast="0" w:name="_srnie78o1kzj" w:id="6"/>
       <w:bookmarkEnd w:id="6"/>
       <w:r>
         <w:rPr>
@@ -1134,7 +1134,7 @@
           <w:szCs w:val="34"/>
         </w:rPr>
       </w:pPr>
-      <w:bookmarkStart w:colFirst="0" w:colLast="0" w:name="_heading=h.3s64swqeet5e" w:id="7"/>
+      <w:bookmarkStart w:colFirst="0" w:colLast="0" w:name="_jf8r82q7x2uz" w:id="7"/>
       <w:bookmarkEnd w:id="7"/>
       <w:r>
         <w:rPr>
@@ -1215,7 +1215,7 @@
           <w:szCs w:val="34"/>
         </w:rPr>
       </w:pPr>
-      <w:bookmarkStart w:colFirst="0" w:colLast="0" w:name="_heading=h.rcfc1ksiij2e" w:id="8"/>
+      <w:bookmarkStart w:colFirst="0" w:colLast="0" w:name="_afh9cpf4s2mb" w:id="8"/>
       <w:bookmarkEnd w:id="8"/>
       <w:r>
         <w:rPr>
@@ -1287,7 +1287,7 @@
           <w:szCs w:val="34"/>
         </w:rPr>
       </w:pPr>
-      <w:bookmarkStart w:colFirst="0" w:colLast="0" w:name="_heading=h.b8ap5e1028dx" w:id="9"/>
+      <w:bookmarkStart w:colFirst="0" w:colLast="0" w:name="_bi94yaoaue1c" w:id="9"/>
       <w:bookmarkEnd w:id="9"/>
       <w:r>
         <w:rPr>
@@ -1382,7 +1382,7 @@
           <w:szCs w:val="34"/>
         </w:rPr>
       </w:pPr>
-      <w:bookmarkStart w:colFirst="0" w:colLast="0" w:name="_heading=h.xrbcpgay5a4" w:id="10"/>
+      <w:bookmarkStart w:colFirst="0" w:colLast="0" w:name="_6csdlkva2lfz" w:id="10"/>
       <w:bookmarkEnd w:id="10"/>
       <w:r>
         <w:rPr>
@@ -1483,7 +1483,7 @@
           <w:szCs w:val="34"/>
         </w:rPr>
       </w:pPr>
-      <w:bookmarkStart w:colFirst="0" w:colLast="0" w:name="_heading=h.rq5xpo9w1g0" w:id="11"/>
+      <w:bookmarkStart w:colFirst="0" w:colLast="0" w:name="_88v3fsriums6" w:id="11"/>
       <w:bookmarkEnd w:id="11"/>
       <w:r>
         <w:rPr>
@@ -1630,7 +1630,7 @@
           <w:szCs w:val="34"/>
         </w:rPr>
       </w:pPr>
-      <w:bookmarkStart w:colFirst="0" w:colLast="0" w:name="_heading=h.xfueoq2icr80" w:id="12"/>
+      <w:bookmarkStart w:colFirst="0" w:colLast="0" w:name="_b7azxqsukd40" w:id="12"/>
       <w:bookmarkEnd w:id="12"/>
       <w:r>
         <w:rPr>
@@ -1767,7 +1767,7 @@
           <w:szCs w:val="34"/>
         </w:rPr>
       </w:pPr>
-      <w:bookmarkStart w:colFirst="0" w:colLast="0" w:name="_heading=h.l7eu013zuw6q" w:id="13"/>
+      <w:bookmarkStart w:colFirst="0" w:colLast="0" w:name="_77fex5v9n157" w:id="13"/>
       <w:bookmarkEnd w:id="13"/>
       <w:r>
         <w:rPr>
@@ -2057,7 +2057,7 @@
           <w:szCs w:val="34"/>
         </w:rPr>
       </w:pPr>
-      <w:bookmarkStart w:colFirst="0" w:colLast="0" w:name="_heading=h.oha01mm2juhq" w:id="14"/>
+      <w:bookmarkStart w:colFirst="0" w:colLast="0" w:name="_cm6rzcal3gh3" w:id="14"/>
       <w:bookmarkEnd w:id="14"/>
       <w:r>
         <w:rPr>
@@ -2175,7 +2175,7 @@
           <w:szCs w:val="34"/>
         </w:rPr>
       </w:pPr>
-      <w:bookmarkStart w:colFirst="0" w:colLast="0" w:name="_heading=h.jscyuwaf7fsm" w:id="15"/>
+      <w:bookmarkStart w:colFirst="0" w:colLast="0" w:name="_976i7qahr0iy" w:id="15"/>
       <w:bookmarkEnd w:id="15"/>
       <w:r>
         <w:rPr>
@@ -2599,7 +2599,7 @@
         <w:pStyle w:val="Heading2"/>
         <w:rPr/>
       </w:pPr>
-      <w:bookmarkStart w:colFirst="0" w:colLast="0" w:name="_heading=h.xzkj9nckteok" w:id="16"/>
+      <w:bookmarkStart w:colFirst="0" w:colLast="0" w:name="_zdvscphhj7b" w:id="16"/>
       <w:bookmarkEnd w:id="16"/>
       <w:r>
         <w:rPr>
@@ -2723,7 +2723,7 @@
           <w:bCs w:val="1"/>
         </w:rPr>
       </w:pPr>
-      <w:bookmarkStart w:colFirst="0" w:colLast="0" w:name="_heading=h.qtfime7zahwh" w:id="17"/>
+      <w:bookmarkStart w:colFirst="0" w:colLast="0" w:name="_e0je1nh1bzyf" w:id="17"/>
       <w:bookmarkEnd w:id="17"/>
       <w:r>
         <w:rPr>
@@ -3038,7 +3038,7 @@
           <w:szCs w:val="34"/>
         </w:rPr>
       </w:pPr>
-      <w:bookmarkStart w:colFirst="0" w:colLast="0" w:name="_heading=h.2preuyml73e9" w:id="18"/>
+      <w:bookmarkStart w:colFirst="0" w:colLast="0" w:name="_2sdbe4ugchqh" w:id="18"/>
       <w:bookmarkEnd w:id="18"/>
       <w:r>
         <w:rPr>
@@ -3305,7 +3305,7 @@
                     <pic:cNvPicPr preferRelativeResize="0"/>
                   </pic:nvPicPr>
                   <pic:blipFill>
-                    <a:blip r:embed="rId9"/>
+                    <a:blip r:embed="rId8"/>
                     <a:srcRect b="0" l="0" r="0" t="0"/>
                     <a:stretch>
                       <a:fillRect/>
@@ -4057,19 +4057,4 @@
   </a:objectDefaults>
   <a:extraClrSchemeLst/>
 </a:theme>
-</file>
-
-<file path=customXML/item1.xml><?xml version="1.0" encoding="utf-8"?>
-<go:gDocsCustomXmlDataStorage xmlns:go="http://customooxmlschemas.google.com/" xmlns:r="http://schemas.openxmlformats.org/officeDocument/2006/relationships" uri="GoogleDocsCustomDataVersion2">
-  <go:docsCustomData xmlns:go="http://customooxmlschemas.google.com/" roundtripDataSignature="AMtx7mhvYc6A95TVfZio0to7RZyLQD+eDw==">CgMxLjAyDmguNmFoczNqanRmcWE4Mg5oLmducGl1cTNoZXlndjIOaC5hcnA5cDVkZ3NzaHYyDmguNDBweDJlbHdycmd6Mg5oLmVoYTRraml4b3V0dDIOaC5ra3RlOW16Y2c2eWMyDmguNWU1bms2M2toM2ZsMg5oLjNzNjRzd3FlZXQ1ZTIOaC5yY2ZjMWtzaWlqMmUyDmguYjhhcDVlMTAyOGR4Mg1oLnhyYmNwZ2F5NWE0Mg1oLnJxNXhwbzl3MWcwMg5oLnhmdWVvcTJpY3I4MDIOaC5sN2V1MDEzenV3NnEyDmgub2hhMDFtbTJqdWhxMg5oLmpzY3l1d2FmN2ZzbTIOaC54emtqOW5ja3Rlb2syDmgucXRmaW1lN3phaHdoMg5oLjJwcmV1eW1sNzNlOTgAciExSGhFZWdEN1gwNWctUE1PdDNXTWMyejU3M0FHS2xiNXM=</go:docsCustomData>
-</go:gDocsCustomXmlDataStorage>
-</file>
-
-<file path=customXML/itemProps1.xml><?xml version="1.0" encoding="utf-8"?>
-<ds:datastoreItem xmlns:ds="http://schemas.openxmlformats.org/officeDocument/2006/customXml" ds:itemID="{11111111-1234-1234-1234-123412341234}">
-  <ds:schemaRefs>
-    <ds:schemaRef ds:uri="http://schemas.openxmlformats.org/officeDocument/2006/relationships"/>
-    <ds:schemaRef ds:uri="http://customooxmlschemas.google.com/"/>
-  </ds:schemaRefs>
-</ds:datastoreItem>
 </file>